--- a/pf26-vivero/evidencias/Evidencias_PF26-VENTAS_INVENTARIO_VIVERO_GersonLopez.docx
+++ b/pf26-vivero/evidencias/Evidencias_PF26-VENTAS_INVENTARIO_VIVERO_GersonLopez.docx
@@ -700,8 +700,263 @@
         </w:tc>
       </w:tr>
     </w:tbl>
-    <w:p/>
-    <w:p/>
+    <w:p>
+      <w:pPr>
+        <w:pStyle w:val="Sinespaciado"/>
+        <w:jc w:val="both"/>
+        <w:rPr>
+          <w:b/>
+        </w:rPr>
+      </w:pPr>
+    </w:p>
+    <w:tbl>
+      <w:tblPr>
+        <w:tblStyle w:val="Tablaconcuadrcula4-nfasis1"/>
+        <w:tblW w:w="9067" w:type="dxa"/>
+        <w:tblLook w:val="04A0" w:firstRow="1" w:lastRow="0" w:firstColumn="1" w:lastColumn="0" w:noHBand="0" w:noVBand="1"/>
+      </w:tblPr>
+      <w:tblGrid>
+        <w:gridCol w:w="4414"/>
+        <w:gridCol w:w="4653"/>
+      </w:tblGrid>
+      <w:tr>
+        <w:trPr>
+          <w:cnfStyle w:val="100000000000" w:firstRow="1" w:lastRow="0" w:firstColumn="0" w:lastColumn="0" w:oddVBand="0" w:evenVBand="0" w:oddHBand="0" w:evenHBand="0" w:firstRowFirstColumn="0" w:firstRowLastColumn="0" w:lastRowFirstColumn="0" w:lastRowLastColumn="0"/>
+        </w:trPr>
+        <w:tc>
+          <w:tcPr>
+            <w:cnfStyle w:val="001000000000" w:firstRow="0" w:lastRow="0" w:firstColumn="1" w:lastColumn="0" w:oddVBand="0" w:evenVBand="0" w:oddHBand="0" w:evenHBand="0" w:firstRowFirstColumn="0" w:firstRowLastColumn="0" w:lastRowFirstColumn="0" w:lastRowLastColumn="0"/>
+            <w:tcW w:w="4414" w:type="dxa"/>
+            <w:tcBorders>
+              <w:bottom w:val="thinThickSmallGap" w:sz="24" w:space="0" w:color="auto"/>
+            </w:tcBorders>
+          </w:tcPr>
+          <w:p>
+            <w:r>
+              <w:t>Paquete</w:t>
+            </w:r>
+          </w:p>
+        </w:tc>
+        <w:tc>
+          <w:tcPr>
+            <w:tcW w:w="4653" w:type="dxa"/>
+            <w:tcBorders>
+              <w:bottom w:val="thinThickSmallGap" w:sz="24" w:space="0" w:color="auto"/>
+            </w:tcBorders>
+          </w:tcPr>
+          <w:p>
+            <w:pPr>
+              <w:cnfStyle w:val="100000000000" w:firstRow="1" w:lastRow="0" w:firstColumn="0" w:lastColumn="0" w:oddVBand="0" w:evenVBand="0" w:oddHBand="0" w:evenHBand="0" w:firstRowFirstColumn="0" w:firstRowLastColumn="0" w:lastRowFirstColumn="0" w:lastRowLastColumn="0"/>
+            </w:pPr>
+            <w:r>
+              <w:t>Función</w:t>
+            </w:r>
+          </w:p>
+        </w:tc>
+      </w:tr>
+      <w:tr>
+        <w:trPr>
+          <w:cnfStyle w:val="000000100000" w:firstRow="0" w:lastRow="0" w:firstColumn="0" w:lastColumn="0" w:oddVBand="0" w:evenVBand="0" w:oddHBand="1" w:evenHBand="0" w:firstRowFirstColumn="0" w:firstRowLastColumn="0" w:lastRowFirstColumn="0" w:lastRowLastColumn="0"/>
+        </w:trPr>
+        <w:tc>
+          <w:tcPr>
+            <w:cnfStyle w:val="001000000000" w:firstRow="0" w:lastRow="0" w:firstColumn="1" w:lastColumn="0" w:oddVBand="0" w:evenVBand="0" w:oddHBand="0" w:evenHBand="0" w:firstRowFirstColumn="0" w:firstRowLastColumn="0" w:lastRowFirstColumn="0" w:lastRowLastColumn="0"/>
+            <w:tcW w:w="4414" w:type="dxa"/>
+            <w:tcBorders>
+              <w:top w:val="thinThickSmallGap" w:sz="24" w:space="0" w:color="auto"/>
+            </w:tcBorders>
+          </w:tcPr>
+          <w:p>
+            <w:proofErr w:type="spellStart"/>
+            <w:r>
+              <w:t>entity</w:t>
+            </w:r>
+            <w:proofErr w:type="spellEnd"/>
+          </w:p>
+        </w:tc>
+        <w:tc>
+          <w:tcPr>
+            <w:tcW w:w="4653" w:type="dxa"/>
+            <w:tcBorders>
+              <w:top w:val="thinThickSmallGap" w:sz="24" w:space="0" w:color="auto"/>
+            </w:tcBorders>
+          </w:tcPr>
+          <w:p>
+            <w:pPr>
+              <w:cnfStyle w:val="000000100000" w:firstRow="0" w:lastRow="0" w:firstColumn="0" w:lastColumn="0" w:oddVBand="0" w:evenVBand="0" w:oddHBand="1" w:evenHBand="0" w:firstRowFirstColumn="0" w:firstRowLastColumn="0" w:lastRowFirstColumn="0" w:lastRowLastColumn="0"/>
+            </w:pPr>
+            <w:r>
+              <w:t>Representa las tablas de PostgreSQL</w:t>
+            </w:r>
+          </w:p>
+        </w:tc>
+      </w:tr>
+      <w:tr>
+        <w:tc>
+          <w:tcPr>
+            <w:cnfStyle w:val="001000000000" w:firstRow="0" w:lastRow="0" w:firstColumn="1" w:lastColumn="0" w:oddVBand="0" w:evenVBand="0" w:oddHBand="0" w:evenHBand="0" w:firstRowFirstColumn="0" w:firstRowLastColumn="0" w:lastRowFirstColumn="0" w:lastRowLastColumn="0"/>
+            <w:tcW w:w="4414" w:type="dxa"/>
+          </w:tcPr>
+          <w:p>
+            <w:proofErr w:type="spellStart"/>
+            <w:r>
+              <w:t>repository</w:t>
+            </w:r>
+            <w:proofErr w:type="spellEnd"/>
+          </w:p>
+        </w:tc>
+        <w:tc>
+          <w:tcPr>
+            <w:tcW w:w="4653" w:type="dxa"/>
+          </w:tcPr>
+          <w:p>
+            <w:pPr>
+              <w:cnfStyle w:val="000000000000" w:firstRow="0" w:lastRow="0" w:firstColumn="0" w:lastColumn="0" w:oddVBand="0" w:evenVBand="0" w:oddHBand="0" w:evenHBand="0" w:firstRowFirstColumn="0" w:firstRowLastColumn="0" w:lastRowFirstColumn="0" w:lastRowLastColumn="0"/>
+            </w:pPr>
+            <w:r>
+              <w:t>Realiza consultas a la base de datos</w:t>
+            </w:r>
+          </w:p>
+        </w:tc>
+      </w:tr>
+      <w:tr>
+        <w:trPr>
+          <w:cnfStyle w:val="000000100000" w:firstRow="0" w:lastRow="0" w:firstColumn="0" w:lastColumn="0" w:oddVBand="0" w:evenVBand="0" w:oddHBand="1" w:evenHBand="0" w:firstRowFirstColumn="0" w:firstRowLastColumn="0" w:lastRowFirstColumn="0" w:lastRowLastColumn="0"/>
+        </w:trPr>
+        <w:tc>
+          <w:tcPr>
+            <w:cnfStyle w:val="001000000000" w:firstRow="0" w:lastRow="0" w:firstColumn="1" w:lastColumn="0" w:oddVBand="0" w:evenVBand="0" w:oddHBand="0" w:evenHBand="0" w:firstRowFirstColumn="0" w:firstRowLastColumn="0" w:lastRowFirstColumn="0" w:lastRowLastColumn="0"/>
+            <w:tcW w:w="4414" w:type="dxa"/>
+          </w:tcPr>
+          <w:p>
+            <w:proofErr w:type="spellStart"/>
+            <w:r>
+              <w:t>service</w:t>
+            </w:r>
+            <w:proofErr w:type="spellEnd"/>
+          </w:p>
+        </w:tc>
+        <w:tc>
+          <w:tcPr>
+            <w:tcW w:w="4653" w:type="dxa"/>
+          </w:tcPr>
+          <w:p>
+            <w:pPr>
+              <w:cnfStyle w:val="000000100000" w:firstRow="0" w:lastRow="0" w:firstColumn="0" w:lastColumn="0" w:oddVBand="0" w:evenVBand="0" w:oddHBand="1" w:evenHBand="0" w:firstRowFirstColumn="0" w:firstRowLastColumn="0" w:lastRowFirstColumn="0" w:lastRowLastColumn="0"/>
+            </w:pPr>
+            <w:r>
+              <w:t>Contiene las reglas del negocio</w:t>
+            </w:r>
+          </w:p>
+        </w:tc>
+      </w:tr>
+      <w:tr>
+        <w:tc>
+          <w:tcPr>
+            <w:cnfStyle w:val="001000000000" w:firstRow="0" w:lastRow="0" w:firstColumn="1" w:lastColumn="0" w:oddVBand="0" w:evenVBand="0" w:oddHBand="0" w:evenHBand="0" w:firstRowFirstColumn="0" w:firstRowLastColumn="0" w:lastRowFirstColumn="0" w:lastRowLastColumn="0"/>
+            <w:tcW w:w="4414" w:type="dxa"/>
+          </w:tcPr>
+          <w:p>
+            <w:proofErr w:type="spellStart"/>
+            <w:r>
+              <w:t>controller</w:t>
+            </w:r>
+            <w:proofErr w:type="spellEnd"/>
+          </w:p>
+        </w:tc>
+        <w:tc>
+          <w:tcPr>
+            <w:tcW w:w="4653" w:type="dxa"/>
+          </w:tcPr>
+          <w:p>
+            <w:pPr>
+              <w:cnfStyle w:val="000000000000" w:firstRow="0" w:lastRow="0" w:firstColumn="0" w:lastColumn="0" w:oddVBand="0" w:evenVBand="0" w:oddHBand="0" w:evenHBand="0" w:firstRowFirstColumn="0" w:firstRowLastColumn="0" w:lastRowFirstColumn="0" w:lastRowLastColumn="0"/>
+            </w:pPr>
+            <w:r>
+              <w:t>Recibe las solicitudes HTTP</w:t>
+            </w:r>
+          </w:p>
+        </w:tc>
+      </w:tr>
+      <w:tr>
+        <w:trPr>
+          <w:cnfStyle w:val="000000100000" w:firstRow="0" w:lastRow="0" w:firstColumn="0" w:lastColumn="0" w:oddVBand="0" w:evenVBand="0" w:oddHBand="1" w:evenHBand="0" w:firstRowFirstColumn="0" w:firstRowLastColumn="0" w:lastRowFirstColumn="0" w:lastRowLastColumn="0"/>
+        </w:trPr>
+        <w:tc>
+          <w:tcPr>
+            <w:cnfStyle w:val="001000000000" w:firstRow="0" w:lastRow="0" w:firstColumn="1" w:lastColumn="0" w:oddVBand="0" w:evenVBand="0" w:oddHBand="0" w:evenHBand="0" w:firstRowFirstColumn="0" w:firstRowLastColumn="0" w:lastRowFirstColumn="0" w:lastRowLastColumn="0"/>
+            <w:tcW w:w="4414" w:type="dxa"/>
+          </w:tcPr>
+          <w:p>
+            <w:proofErr w:type="spellStart"/>
+            <w:r>
+              <w:t>dto</w:t>
+            </w:r>
+            <w:proofErr w:type="spellEnd"/>
+          </w:p>
+        </w:tc>
+        <w:tc>
+          <w:tcPr>
+            <w:tcW w:w="4653" w:type="dxa"/>
+          </w:tcPr>
+          <w:p>
+            <w:pPr>
+              <w:cnfStyle w:val="000000100000" w:firstRow="0" w:lastRow="0" w:firstColumn="0" w:lastColumn="0" w:oddVBand="0" w:evenVBand="0" w:oddHBand="1" w:evenHBand="0" w:firstRowFirstColumn="0" w:firstRowLastColumn="0" w:lastRowFirstColumn="0" w:lastRowLastColumn="0"/>
+            </w:pPr>
+            <w:r>
+              <w:t>Recibe y devuelve datos mediante la API</w:t>
+            </w:r>
+          </w:p>
+        </w:tc>
+      </w:tr>
+      <w:tr>
+        <w:tc>
+          <w:tcPr>
+            <w:cnfStyle w:val="001000000000" w:firstRow="0" w:lastRow="0" w:firstColumn="1" w:lastColumn="0" w:oddVBand="0" w:evenVBand="0" w:oddHBand="0" w:evenHBand="0" w:firstRowFirstColumn="0" w:firstRowLastColumn="0" w:lastRowFirstColumn="0" w:lastRowLastColumn="0"/>
+            <w:tcW w:w="4414" w:type="dxa"/>
+          </w:tcPr>
+          <w:p>
+            <w:proofErr w:type="spellStart"/>
+            <w:r>
+              <w:t>exception</w:t>
+            </w:r>
+            <w:proofErr w:type="spellEnd"/>
+          </w:p>
+        </w:tc>
+        <w:tc>
+          <w:tcPr>
+            <w:tcW w:w="4653" w:type="dxa"/>
+          </w:tcPr>
+          <w:p>
+            <w:pPr>
+              <w:cnfStyle w:val="000000000000" w:firstRow="0" w:lastRow="0" w:firstColumn="0" w:lastColumn="0" w:oddVBand="0" w:evenVBand="0" w:oddHBand="0" w:evenHBand="0" w:firstRowFirstColumn="0" w:firstRowLastColumn="0" w:lastRowFirstColumn="0" w:lastRowLastColumn="0"/>
+            </w:pPr>
+            <w:r>
+              <w:t>Maneja los errores del sistema</w:t>
+            </w:r>
+          </w:p>
+        </w:tc>
+      </w:tr>
+    </w:tbl>
+    <w:p>
+      <w:pPr>
+        <w:pStyle w:val="Sinespaciado"/>
+        <w:jc w:val="both"/>
+        <w:rPr>
+          <w:b/>
+        </w:rPr>
+      </w:pPr>
+    </w:p>
+    <w:p>
+      <w:pPr>
+        <w:pStyle w:val="Sinespaciado"/>
+        <w:ind w:left="0" w:firstLine="0"/>
+        <w:jc w:val="both"/>
+        <w:rPr>
+          <w:b/>
+        </w:rPr>
+      </w:pPr>
+    </w:p>
     <w:p>
       <w:pPr>
         <w:pStyle w:val="Sinespaciado"/>
@@ -743,6 +998,7 @@
     <w:p>
       <w:pPr>
         <w:pStyle w:val="Sinespaciado"/>
+        <w:spacing w:line="240" w:lineRule="auto"/>
         <w:jc w:val="both"/>
         <w:rPr>
           <w:b/>
@@ -764,6 +1020,7 @@
     <w:p>
       <w:pPr>
         <w:pStyle w:val="Sinespaciado"/>
+        <w:spacing w:line="240" w:lineRule="auto"/>
         <w:jc w:val="both"/>
         <w:rPr>
           <w:b/>
@@ -773,6 +1030,7 @@
         <w:rPr>
           <w:b/>
         </w:rPr>
+        <w:lastRenderedPageBreak/>
         <w:drawing>
           <wp:inline distT="0" distB="0" distL="0" distR="0" wp14:anchorId="74055B54" wp14:editId="20725863">
             <wp:extent cx="5612130" cy="1337945"/>
@@ -813,6 +1071,119 @@
     <w:p>
       <w:pPr>
         <w:pStyle w:val="Sinespaciado"/>
+        <w:spacing w:line="240" w:lineRule="auto"/>
+        <w:jc w:val="both"/>
+        <w:rPr>
+          <w:b/>
+        </w:rPr>
+      </w:pPr>
+      <w:r>
+        <w:rPr>
+          <w:noProof/>
+        </w:rPr>
+        <w:drawing>
+          <wp:inline distT="0" distB="0" distL="0" distR="0" wp14:anchorId="7C05E006" wp14:editId="7AC0B7A3">
+            <wp:extent cx="5612130" cy="1510665"/>
+            <wp:effectExtent l="0" t="0" r="7620" b="0"/>
+            <wp:docPr id="866236302" name="Imagen 4" descr="Archivo adjunto del usuario"/>
+            <wp:cNvGraphicFramePr>
+              <a:graphicFrameLocks xmlns:a="http://schemas.openxmlformats.org/drawingml/2006/main" noChangeAspect="1"/>
+            </wp:cNvGraphicFramePr>
+            <a:graphic xmlns:a="http://schemas.openxmlformats.org/drawingml/2006/main">
+              <a:graphicData uri="http://schemas.openxmlformats.org/drawingml/2006/picture">
+                <pic:pic xmlns:pic="http://schemas.openxmlformats.org/drawingml/2006/picture">
+                  <pic:nvPicPr>
+                    <pic:cNvPr id="0" name="Picture 1" descr="Archivo adjunto del usuario"/>
+                    <pic:cNvPicPr>
+                      <a:picLocks noChangeAspect="1" noChangeArrowheads="1"/>
+                    </pic:cNvPicPr>
+                  </pic:nvPicPr>
+                  <pic:blipFill>
+                    <a:blip r:embed="rId11" cstate="print">
+                      <a:extLst>
+                        <a:ext uri="{28A0092B-C50C-407E-A947-70E740481C1C}">
+                          <a14:useLocalDpi xmlns:a14="http://schemas.microsoft.com/office/drawing/2010/main" val="0"/>
+                        </a:ext>
+                      </a:extLst>
+                    </a:blip>
+                    <a:srcRect/>
+                    <a:stretch>
+                      <a:fillRect/>
+                    </a:stretch>
+                  </pic:blipFill>
+                  <pic:spPr bwMode="auto">
+                    <a:xfrm>
+                      <a:off x="0" y="0"/>
+                      <a:ext cx="5612130" cy="1510665"/>
+                    </a:xfrm>
+                    <a:prstGeom prst="rect">
+                      <a:avLst/>
+                    </a:prstGeom>
+                    <a:noFill/>
+                    <a:ln>
+                      <a:noFill/>
+                    </a:ln>
+                  </pic:spPr>
+                </pic:pic>
+              </a:graphicData>
+            </a:graphic>
+          </wp:inline>
+        </w:drawing>
+      </w:r>
+    </w:p>
+    <w:p>
+      <w:pPr>
+        <w:pStyle w:val="Sinespaciado"/>
+        <w:spacing w:line="240" w:lineRule="auto"/>
+        <w:jc w:val="both"/>
+        <w:rPr>
+          <w:b/>
+        </w:rPr>
+      </w:pPr>
+      <w:r>
+        <w:rPr>
+          <w:b/>
+        </w:rPr>
+        <w:drawing>
+          <wp:inline distT="0" distB="0" distL="0" distR="0" wp14:anchorId="381C8C05" wp14:editId="6B4C5ACD">
+            <wp:extent cx="5612130" cy="1700530"/>
+            <wp:effectExtent l="0" t="0" r="7620" b="0"/>
+            <wp:docPr id="1210760995" name="Imagen 1"/>
+            <wp:cNvGraphicFramePr>
+              <a:graphicFrameLocks xmlns:a="http://schemas.openxmlformats.org/drawingml/2006/main" noChangeAspect="1"/>
+            </wp:cNvGraphicFramePr>
+            <a:graphic xmlns:a="http://schemas.openxmlformats.org/drawingml/2006/main">
+              <a:graphicData uri="http://schemas.openxmlformats.org/drawingml/2006/picture">
+                <pic:pic xmlns:pic="http://schemas.openxmlformats.org/drawingml/2006/picture">
+                  <pic:nvPicPr>
+                    <pic:cNvPr id="1210760995" name=""/>
+                    <pic:cNvPicPr/>
+                  </pic:nvPicPr>
+                  <pic:blipFill>
+                    <a:blip r:embed="rId12"/>
+                    <a:stretch>
+                      <a:fillRect/>
+                    </a:stretch>
+                  </pic:blipFill>
+                  <pic:spPr>
+                    <a:xfrm>
+                      <a:off x="0" y="0"/>
+                      <a:ext cx="5612130" cy="1700530"/>
+                    </a:xfrm>
+                    <a:prstGeom prst="rect">
+                      <a:avLst/>
+                    </a:prstGeom>
+                  </pic:spPr>
+                </pic:pic>
+              </a:graphicData>
+            </a:graphic>
+          </wp:inline>
+        </w:drawing>
+      </w:r>
+    </w:p>
+    <w:p>
+      <w:pPr>
+        <w:pStyle w:val="Sinespaciado"/>
         <w:numPr>
           <w:ilvl w:val="0"/>
           <w:numId w:val="24"/>
@@ -866,7 +1237,6 @@
         <w:rPr>
           <w:b/>
         </w:rPr>
-        <w:lastRenderedPageBreak/>
         <w:drawing>
           <wp:inline distT="0" distB="0" distL="0" distR="0" wp14:anchorId="0E15C950" wp14:editId="67B6276D">
             <wp:extent cx="5612130" cy="2005330"/>
@@ -883,7 +1253,7 @@
                     <pic:cNvPicPr/>
                   </pic:nvPicPr>
                   <pic:blipFill>
-                    <a:blip r:embed="rId11"/>
+                    <a:blip r:embed="rId13"/>
                     <a:stretch>
                       <a:fillRect/>
                     </a:stretch>
@@ -939,6 +1309,7 @@
         <w:rPr>
           <w:b/>
         </w:rPr>
+        <w:lastRenderedPageBreak/>
         <w:t>Pruebas de validaciones.</w:t>
       </w:r>
     </w:p>
@@ -1092,9 +1463,9 @@
       </w:pPr>
     </w:p>
     <w:sectPr>
-      <w:headerReference w:type="even" r:id="rId12"/>
-      <w:headerReference w:type="default" r:id="rId13"/>
-      <w:headerReference w:type="first" r:id="rId14"/>
+      <w:headerReference w:type="even" r:id="rId14"/>
+      <w:headerReference w:type="default" r:id="rId15"/>
+      <w:headerReference w:type="first" r:id="rId16"/>
       <w:pgSz w:w="12240" w:h="15840"/>
       <w:pgMar w:top="1417" w:right="1701" w:bottom="1417" w:left="1701" w:header="708" w:footer="708" w:gutter="0"/>
       <w:cols w:space="708"/>

--- a/pf26-vivero/evidencias/Evidencias_PF26-VENTAS_INVENTARIO_VIVERO_GersonLopez.docx
+++ b/pf26-vivero/evidencias/Evidencias_PF26-VENTAS_INVENTARIO_VIVERO_GersonLopez.docx
@@ -217,13 +217,7 @@
         <w:rPr>
           <w:b/>
         </w:rPr>
-        <w:t>PF26</w:t>
-      </w:r>
-      <w:r>
-        <w:rPr>
-          <w:b/>
-        </w:rPr>
-        <w:t>-ventas</w:t>
+        <w:t>PF26-ventas</w:t>
       </w:r>
       <w:r>
         <w:rPr>
@@ -592,11 +586,9 @@
             </w:tcBorders>
           </w:tcPr>
           <w:p>
-            <w:proofErr w:type="spellStart"/>
             <w:r>
               <w:t>categoria</w:t>
             </w:r>
-            <w:proofErr w:type="spellEnd"/>
           </w:p>
         </w:tc>
         <w:tc>
@@ -678,11 +670,9 @@
             <w:tcW w:w="4414" w:type="dxa"/>
           </w:tcPr>
           <w:p>
-            <w:proofErr w:type="spellStart"/>
             <w:r>
               <w:t>detalle_venta</w:t>
             </w:r>
-            <w:proofErr w:type="spellEnd"/>
           </w:p>
         </w:tc>
         <w:tc>
@@ -767,11 +757,9 @@
             </w:tcBorders>
           </w:tcPr>
           <w:p>
-            <w:proofErr w:type="spellStart"/>
             <w:r>
               <w:t>entity</w:t>
             </w:r>
-            <w:proofErr w:type="spellEnd"/>
           </w:p>
         </w:tc>
         <w:tc>
@@ -798,11 +786,9 @@
             <w:tcW w:w="4414" w:type="dxa"/>
           </w:tcPr>
           <w:p>
-            <w:proofErr w:type="spellStart"/>
             <w:r>
               <w:t>repository</w:t>
             </w:r>
-            <w:proofErr w:type="spellEnd"/>
           </w:p>
         </w:tc>
         <w:tc>
@@ -829,11 +815,9 @@
             <w:tcW w:w="4414" w:type="dxa"/>
           </w:tcPr>
           <w:p>
-            <w:proofErr w:type="spellStart"/>
             <w:r>
               <w:t>service</w:t>
             </w:r>
-            <w:proofErr w:type="spellEnd"/>
           </w:p>
         </w:tc>
         <w:tc>
@@ -857,11 +841,9 @@
             <w:tcW w:w="4414" w:type="dxa"/>
           </w:tcPr>
           <w:p>
-            <w:proofErr w:type="spellStart"/>
             <w:r>
               <w:t>controller</w:t>
             </w:r>
-            <w:proofErr w:type="spellEnd"/>
           </w:p>
         </w:tc>
         <w:tc>
@@ -888,11 +870,9 @@
             <w:tcW w:w="4414" w:type="dxa"/>
           </w:tcPr>
           <w:p>
-            <w:proofErr w:type="spellStart"/>
             <w:r>
               <w:t>dto</w:t>
             </w:r>
-            <w:proofErr w:type="spellEnd"/>
           </w:p>
         </w:tc>
         <w:tc>
@@ -916,11 +896,9 @@
             <w:tcW w:w="4414" w:type="dxa"/>
           </w:tcPr>
           <w:p>
-            <w:proofErr w:type="spellStart"/>
             <w:r>
               <w:t>exception</w:t>
             </w:r>
-            <w:proofErr w:type="spellEnd"/>
           </w:p>
         </w:tc>
         <w:tc>
@@ -1029,6 +1007,7 @@
       <w:r>
         <w:rPr>
           <w:b/>
+          <w:noProof/>
         </w:rPr>
         <w:lastRenderedPageBreak/>
         <w:drawing>
@@ -1082,7 +1061,7 @@
           <w:noProof/>
         </w:rPr>
         <w:drawing>
-          <wp:inline distT="0" distB="0" distL="0" distR="0" wp14:anchorId="7C05E006" wp14:editId="7AC0B7A3">
+          <wp:inline distT="0" distB="0" distL="0" distR="0" wp14:anchorId="7C05E006" wp14:editId="7F19F897">
             <wp:extent cx="5612130" cy="1510665"/>
             <wp:effectExtent l="0" t="0" r="7620" b="0"/>
             <wp:docPr id="866236302" name="Imagen 4" descr="Archivo adjunto del usuario"/>
@@ -1143,6 +1122,7 @@
       <w:r>
         <w:rPr>
           <w:b/>
+          <w:noProof/>
         </w:rPr>
         <w:drawing>
           <wp:inline distT="0" distB="0" distL="0" distR="0" wp14:anchorId="381C8C05" wp14:editId="6B4C5ACD">
@@ -1184,6 +1164,56 @@
     <w:p>
       <w:pPr>
         <w:pStyle w:val="Sinespaciado"/>
+        <w:spacing w:line="240" w:lineRule="auto"/>
+        <w:jc w:val="both"/>
+        <w:rPr>
+          <w:b/>
+        </w:rPr>
+      </w:pPr>
+      <w:r>
+        <w:rPr>
+          <w:b/>
+        </w:rPr>
+        <w:drawing>
+          <wp:inline distT="0" distB="0" distL="0" distR="0" wp14:anchorId="56933A19" wp14:editId="6C61CD9D">
+            <wp:extent cx="5612130" cy="1639570"/>
+            <wp:effectExtent l="0" t="0" r="7620" b="0"/>
+            <wp:docPr id="1252840365" name="Imagen 1"/>
+            <wp:cNvGraphicFramePr>
+              <a:graphicFrameLocks xmlns:a="http://schemas.openxmlformats.org/drawingml/2006/main" noChangeAspect="1"/>
+            </wp:cNvGraphicFramePr>
+            <a:graphic xmlns:a="http://schemas.openxmlformats.org/drawingml/2006/main">
+              <a:graphicData uri="http://schemas.openxmlformats.org/drawingml/2006/picture">
+                <pic:pic xmlns:pic="http://schemas.openxmlformats.org/drawingml/2006/picture">
+                  <pic:nvPicPr>
+                    <pic:cNvPr id="1252840365" name=""/>
+                    <pic:cNvPicPr/>
+                  </pic:nvPicPr>
+                  <pic:blipFill>
+                    <a:blip r:embed="rId13"/>
+                    <a:stretch>
+                      <a:fillRect/>
+                    </a:stretch>
+                  </pic:blipFill>
+                  <pic:spPr>
+                    <a:xfrm>
+                      <a:off x="0" y="0"/>
+                      <a:ext cx="5612130" cy="1639570"/>
+                    </a:xfrm>
+                    <a:prstGeom prst="rect">
+                      <a:avLst/>
+                    </a:prstGeom>
+                  </pic:spPr>
+                </pic:pic>
+              </a:graphicData>
+            </a:graphic>
+          </wp:inline>
+        </w:drawing>
+      </w:r>
+    </w:p>
+    <w:p>
+      <w:pPr>
+        <w:pStyle w:val="Sinespaciado"/>
         <w:numPr>
           <w:ilvl w:val="0"/>
           <w:numId w:val="24"/>
@@ -1213,16 +1243,8 @@
         <w:rPr>
           <w:b/>
         </w:rPr>
-        <w:t xml:space="preserve">4.1. Creación de 4 tablas y ejecución de </w:t>
+        <w:t>4.1. Creación de 4 tablas y ejecución de PgAdmin</w:t>
       </w:r>
-      <w:proofErr w:type="spellStart"/>
-      <w:r>
-        <w:rPr>
-          <w:b/>
-        </w:rPr>
-        <w:t>PgAdmin</w:t>
-      </w:r>
-      <w:proofErr w:type="spellEnd"/>
     </w:p>
     <w:p>
       <w:pPr>
@@ -1236,7 +1258,9 @@
       <w:r>
         <w:rPr>
           <w:b/>
-        </w:rPr>
+          <w:noProof/>
+        </w:rPr>
+        <w:lastRenderedPageBreak/>
         <w:drawing>
           <wp:inline distT="0" distB="0" distL="0" distR="0" wp14:anchorId="0E15C950" wp14:editId="67B6276D">
             <wp:extent cx="5612130" cy="2005330"/>
@@ -1253,7 +1277,7 @@
                     <pic:cNvPicPr/>
                   </pic:nvPicPr>
                   <pic:blipFill>
-                    <a:blip r:embed="rId13"/>
+                    <a:blip r:embed="rId14"/>
                     <a:stretch>
                       <a:fillRect/>
                     </a:stretch>
@@ -1309,7 +1333,6 @@
         <w:rPr>
           <w:b/>
         </w:rPr>
-        <w:lastRenderedPageBreak/>
         <w:t>Pruebas de validaciones.</w:t>
       </w:r>
     </w:p>
@@ -1367,21 +1390,7 @@
         <w:rPr>
           <w:b/>
         </w:rPr>
-        <w:t xml:space="preserve">Pruebas del </w:t>
-      </w:r>
-      <w:proofErr w:type="spellStart"/>
-      <w:r>
-        <w:rPr>
-          <w:b/>
-        </w:rPr>
-        <w:t>frontend</w:t>
-      </w:r>
-      <w:proofErr w:type="spellEnd"/>
-      <w:r>
-        <w:rPr>
-          <w:b/>
-        </w:rPr>
-        <w:t>.</w:t>
+        <w:t>Pruebas del frontend.</w:t>
       </w:r>
     </w:p>
     <w:p>
@@ -1463,9 +1472,9 @@
       </w:pPr>
     </w:p>
     <w:sectPr>
-      <w:headerReference w:type="even" r:id="rId14"/>
-      <w:headerReference w:type="default" r:id="rId15"/>
-      <w:headerReference w:type="first" r:id="rId16"/>
+      <w:headerReference w:type="even" r:id="rId15"/>
+      <w:headerReference w:type="default" r:id="rId16"/>
+      <w:headerReference w:type="first" r:id="rId17"/>
       <w:pgSz w:w="12240" w:h="15840"/>
       <w:pgMar w:top="1417" w:right="1701" w:bottom="1417" w:left="1701" w:header="708" w:footer="708" w:gutter="0"/>
       <w:cols w:space="708"/>
@@ -5409,6 +5418,7 @@
   <w:style w:type="character" w:default="1" w:styleId="Fuentedeprrafopredeter">
     <w:name w:val="Default Paragraph Font"/>
     <w:uiPriority w:val="1"/>
+    <w:semiHidden/>
     <w:unhideWhenUsed/>
   </w:style>
   <w:style w:type="table" w:default="1" w:styleId="Tablanormal">
